--- a/Postenblaetter/18QWEAS8D2.docx
+++ b/Postenblaetter/18QWEAS8D2.docx
@@ -165,22 +165,18 @@
           <w:u w:val="none"/>
         </w:rPr>
       </w:pPr>
-      <w:proofErr w:type="gramStart"/>
       <w:r>
         <w:rPr>
           <w:bCs/>
           <w:u w:val="none"/>
-          <w:lang w:val="en-US"/>
         </w:rPr>
         <w:t>[  ]</w:t>
       </w:r>
-      <w:proofErr w:type="gramEnd"/>
       <w:r>
         <w:rPr>
           <w:b w:val="0"/>
           <w:bCs/>
           <w:u w:val="none"/>
-          <w:lang w:val="en-US"/>
         </w:rPr>
         <w:t xml:space="preserve"> </w:t>
       </w:r>
@@ -272,7 +268,6 @@
           <w:u w:val="none"/>
         </w:rPr>
       </w:pPr>
-      <w:proofErr w:type="gramStart"/>
       <w:r>
         <w:rPr>
           <w:bCs/>
@@ -280,7 +275,6 @@
         </w:rPr>
         <w:t>[  ]</w:t>
       </w:r>
-      <w:proofErr w:type="gramEnd"/>
       <w:r>
         <w:rPr>
           <w:b w:val="0"/>
@@ -370,7 +364,6 @@
           <w:u w:val="none"/>
         </w:rPr>
       </w:pPr>
-      <w:proofErr w:type="gramStart"/>
       <w:r>
         <w:rPr>
           <w:bCs/>
@@ -378,7 +371,6 @@
         </w:rPr>
         <w:t>[  ]</w:t>
       </w:r>
-      <w:proofErr w:type="gramEnd"/>
       <w:r>
         <w:rPr>
           <w:b w:val="0"/>
@@ -523,8 +515,12 @@
       </w:r>
     </w:p>
     <w:sectPr>
-      <w:headerReference w:type="default" r:id="rId12"/>
-      <w:footerReference w:type="default" r:id="rId13"/>
+      <w:headerReference w:type="even" r:id="rId12"/>
+      <w:headerReference w:type="default" r:id="rId13"/>
+      <w:footerReference w:type="even" r:id="rId14"/>
+      <w:footerReference w:type="default" r:id="rId15"/>
+      <w:headerReference w:type="first" r:id="rId16"/>
+      <w:footerReference w:type="first" r:id="rId17"/>
       <w:pgSz w:w="11906" w:h="16838"/>
       <w:pgMar w:top="1417" w:right="1417" w:bottom="1134" w:left="1417" w:header="708" w:footer="708" w:gutter="0"/>
       <w:cols w:space="708"/>
@@ -554,6 +550,16 @@
 </file>
 
 <file path=word/footer1.xml><?xml version="1.0" encoding="utf-8"?>
+<w:ftr xmlns:wpc="http://schemas.microsoft.com/office/word/2010/wordprocessingCanvas" xmlns:cx="http://schemas.microsoft.com/office/drawing/2014/chartex" xmlns:cx1="http://schemas.microsoft.com/office/drawing/2015/9/8/chartex" xmlns:cx2="http://schemas.microsoft.com/office/drawing/2015/10/21/chartex" xmlns:cx3="http://schemas.microsoft.com/office/drawing/2016/5/9/chartex" xmlns:cx4="http://schemas.microsoft.com/office/drawing/2016/5/10/chartex" xmlns:cx5="http://schemas.microsoft.com/office/drawing/2016/5/11/chartex" xmlns:cx6="http://schemas.microsoft.com/office/drawing/2016/5/12/chartex" xmlns:cx7="http://schemas.microsoft.com/office/drawing/2016/5/13/chartex" xmlns:cx8="http://schemas.microsoft.com/office/drawing/2016/5/14/chartex" xmlns:mc="http://schemas.openxmlformats.org/markup-compatibility/2006" xmlns:aink="http://schemas.microsoft.com/office/drawing/2016/ink" xmlns:am3d="http://schemas.microsoft.com/office/drawing/2017/model3d" xmlns:o="urn:schemas-microsoft-com:office:office" xmlns:oel="http://schemas.microsoft.com/office/2019/extlst" xmlns:r="http://schemas.openxmlformats.org/officeDocument/2006/relationships" xmlns:m="http://schemas.openxmlformats.org/officeDocument/2006/math" xmlns:v="urn:schemas-microsoft-com:vml" xmlns:wp14="http://schemas.microsoft.com/office/word/2010/wordprocessingDrawing" xmlns:wp="http://schemas.openxmlformats.org/drawingml/2006/wordprocessingDrawing" xmlns:w10="urn:schemas-microsoft-com:office:word" xmlns:w="http://schemas.openxmlformats.org/wordprocessingml/2006/main" xmlns:w14="http://schemas.microsoft.com/office/word/2010/wordml" xmlns:w15="http://schemas.microsoft.com/office/word/2012/wordml" xmlns:w16cex="http://schemas.microsoft.com/office/word/2018/wordml/cex" xmlns:w16cid="http://schemas.microsoft.com/office/word/2016/wordml/cid" xmlns:w16="http://schemas.microsoft.com/office/word/2018/wordml" xmlns:w16du="http://schemas.microsoft.com/office/word/2023/wordml/word16du" xmlns:w16sdtdh="http://schemas.microsoft.com/office/word/2020/wordml/sdtdatahash" xmlns:w16sdtfl="http://schemas.microsoft.com/office/word/2024/wordml/sdtformatlock" xmlns:w16se="http://schemas.microsoft.com/office/word/2015/wordml/symex" xmlns:wpg="http://schemas.microsoft.com/office/word/2010/wordprocessingGroup" xmlns:wpi="http://schemas.microsoft.com/office/word/2010/wordprocessingInk" xmlns:wne="http://schemas.microsoft.com/office/word/2006/wordml" xmlns:wps="http://schemas.microsoft.com/office/word/2010/wordprocessingShape" mc:Ignorable="w14 w15 w16se w16cid w16 w16cex w16sdtdh w16sdtfl w16du wp14">
+  <w:p>
+    <w:pPr>
+      <w:pStyle w:val="Fuzeile"/>
+    </w:pPr>
+  </w:p>
+</w:ftr>
+</file>
+
+<file path=word/footer2.xml><?xml version="1.0" encoding="utf-8"?>
 <w:ftr xmlns:wpc="http://schemas.microsoft.com/office/word/2010/wordprocessingCanvas" xmlns:cx="http://schemas.microsoft.com/office/drawing/2014/chartex" xmlns:cx1="http://schemas.microsoft.com/office/drawing/2015/9/8/chartex" xmlns:cx2="http://schemas.microsoft.com/office/drawing/2015/10/21/chartex" xmlns:cx3="http://schemas.microsoft.com/office/drawing/2016/5/9/chartex" xmlns:cx4="http://schemas.microsoft.com/office/drawing/2016/5/10/chartex" xmlns:cx5="http://schemas.microsoft.com/office/drawing/2016/5/11/chartex" xmlns:cx6="http://schemas.microsoft.com/office/drawing/2016/5/12/chartex" xmlns:cx7="http://schemas.microsoft.com/office/drawing/2016/5/13/chartex" xmlns:cx8="http://schemas.microsoft.com/office/drawing/2016/5/14/chartex" xmlns:mc="http://schemas.openxmlformats.org/markup-compatibility/2006" xmlns:aink="http://schemas.microsoft.com/office/drawing/2016/ink" xmlns:am3d="http://schemas.microsoft.com/office/drawing/2017/model3d" xmlns:o="urn:schemas-microsoft-com:office:office" xmlns:oel="http://schemas.microsoft.com/office/2019/extlst" xmlns:r="http://schemas.openxmlformats.org/officeDocument/2006/relationships" xmlns:m="http://schemas.openxmlformats.org/officeDocument/2006/math" xmlns:v="urn:schemas-microsoft-com:vml" xmlns:wp14="http://schemas.microsoft.com/office/word/2010/wordprocessingDrawing" xmlns:wp="http://schemas.openxmlformats.org/drawingml/2006/wordprocessingDrawing" xmlns:w10="urn:schemas-microsoft-com:office:word" xmlns:w="http://schemas.openxmlformats.org/wordprocessingml/2006/main" xmlns:w14="http://schemas.microsoft.com/office/word/2010/wordml" xmlns:w15="http://schemas.microsoft.com/office/word/2012/wordml" xmlns:w16cex="http://schemas.microsoft.com/office/word/2018/wordml/cex" xmlns:w16cid="http://schemas.microsoft.com/office/word/2016/wordml/cid" xmlns:w16="http://schemas.microsoft.com/office/word/2018/wordml" xmlns:w16du="http://schemas.microsoft.com/office/word/2023/wordml/word16du" xmlns:w16sdtdh="http://schemas.microsoft.com/office/word/2020/wordml/sdtdatahash" xmlns:w16sdtfl="http://schemas.microsoft.com/office/word/2024/wordml/sdtformatlock" xmlns:w16se="http://schemas.microsoft.com/office/word/2015/wordml/symex" xmlns:wpg="http://schemas.microsoft.com/office/word/2010/wordprocessingGroup" xmlns:wpi="http://schemas.microsoft.com/office/word/2010/wordprocessingInk" xmlns:wne="http://schemas.microsoft.com/office/word/2006/wordml" xmlns:wps="http://schemas.microsoft.com/office/word/2010/wordprocessingShape" mc:Ignorable="w14 w15 w16se w16cid w16 w16cex w16sdtdh w16sdtfl w16du wp14">
   <w:p>
     <w:pPr>
@@ -664,35 +670,29 @@
     <w:sdt>
       <w:sdtPr>
         <w:id w:val="-259292323"/>
-        <w:date w:fullDate="2023-09-28T00:00:00Z">
+        <w:date w:fullDate="2026-09-28T00:00:00Z">
           <w:dateFormat w:val="dd.MM.yyyy"/>
           <w:lid w:val="de-CH"/>
           <w:storeMappedDataAs w:val="dateTime"/>
           <w:calendar w:val="gregorian"/>
         </w:date>
       </w:sdtPr>
+      <w:sdtEndPr/>
       <w:sdtContent>
         <w:r>
-          <w:t>28.09.2023</w:t>
+          <w:t>28.09.202</w:t>
+        </w:r>
+        <w:r>
+          <w:t>6</w:t>
         </w:r>
       </w:sdtContent>
     </w:sdt>
     <w:r>
       <w:t xml:space="preserve"> / </w:t>
     </w:r>
-    <w:proofErr w:type="spellStart"/>
     <w:r>
-      <w:t>YaWu</w:t>
+      <w:t>YaWu / EdCa / KiDa</w:t>
     </w:r>
-    <w:proofErr w:type="spellEnd"/>
-    <w:r>
-      <w:t xml:space="preserve"> / EdCa / </w:t>
-    </w:r>
-    <w:proofErr w:type="spellStart"/>
-    <w:r>
-      <w:t>KiDa</w:t>
-    </w:r>
-    <w:proofErr w:type="spellEnd"/>
     <w:r>
       <w:ptab w:relativeTo="margin" w:alignment="center" w:leader="none"/>
     </w:r>
@@ -781,6 +781,16 @@
       </w:rPr>
       <w:fldChar w:fldCharType="end"/>
     </w:r>
+  </w:p>
+</w:ftr>
+</file>
+
+<file path=word/footer3.xml><?xml version="1.0" encoding="utf-8"?>
+<w:ftr xmlns:wpc="http://schemas.microsoft.com/office/word/2010/wordprocessingCanvas" xmlns:cx="http://schemas.microsoft.com/office/drawing/2014/chartex" xmlns:cx1="http://schemas.microsoft.com/office/drawing/2015/9/8/chartex" xmlns:cx2="http://schemas.microsoft.com/office/drawing/2015/10/21/chartex" xmlns:cx3="http://schemas.microsoft.com/office/drawing/2016/5/9/chartex" xmlns:cx4="http://schemas.microsoft.com/office/drawing/2016/5/10/chartex" xmlns:cx5="http://schemas.microsoft.com/office/drawing/2016/5/11/chartex" xmlns:cx6="http://schemas.microsoft.com/office/drawing/2016/5/12/chartex" xmlns:cx7="http://schemas.microsoft.com/office/drawing/2016/5/13/chartex" xmlns:cx8="http://schemas.microsoft.com/office/drawing/2016/5/14/chartex" xmlns:mc="http://schemas.openxmlformats.org/markup-compatibility/2006" xmlns:aink="http://schemas.microsoft.com/office/drawing/2016/ink" xmlns:am3d="http://schemas.microsoft.com/office/drawing/2017/model3d" xmlns:o="urn:schemas-microsoft-com:office:office" xmlns:oel="http://schemas.microsoft.com/office/2019/extlst" xmlns:r="http://schemas.openxmlformats.org/officeDocument/2006/relationships" xmlns:m="http://schemas.openxmlformats.org/officeDocument/2006/math" xmlns:v="urn:schemas-microsoft-com:vml" xmlns:wp14="http://schemas.microsoft.com/office/word/2010/wordprocessingDrawing" xmlns:wp="http://schemas.openxmlformats.org/drawingml/2006/wordprocessingDrawing" xmlns:w10="urn:schemas-microsoft-com:office:word" xmlns:w="http://schemas.openxmlformats.org/wordprocessingml/2006/main" xmlns:w14="http://schemas.microsoft.com/office/word/2010/wordml" xmlns:w15="http://schemas.microsoft.com/office/word/2012/wordml" xmlns:w16cex="http://schemas.microsoft.com/office/word/2018/wordml/cex" xmlns:w16cid="http://schemas.microsoft.com/office/word/2016/wordml/cid" xmlns:w16="http://schemas.microsoft.com/office/word/2018/wordml" xmlns:w16du="http://schemas.microsoft.com/office/word/2023/wordml/word16du" xmlns:w16sdtdh="http://schemas.microsoft.com/office/word/2020/wordml/sdtdatahash" xmlns:w16sdtfl="http://schemas.microsoft.com/office/word/2024/wordml/sdtformatlock" xmlns:w16se="http://schemas.microsoft.com/office/word/2015/wordml/symex" xmlns:wpg="http://schemas.microsoft.com/office/word/2010/wordprocessingGroup" xmlns:wpi="http://schemas.microsoft.com/office/word/2010/wordprocessingInk" xmlns:wne="http://schemas.microsoft.com/office/word/2006/wordml" xmlns:wps="http://schemas.microsoft.com/office/word/2010/wordprocessingShape" mc:Ignorable="w14 w15 w16se w16cid w16 w16cex w16sdtdh w16sdtfl w16du wp14">
+  <w:p>
+    <w:pPr>
+      <w:pStyle w:val="Fuzeile"/>
+    </w:pPr>
   </w:p>
 </w:ftr>
 </file>
@@ -805,6 +815,16 @@
 </file>
 
 <file path=word/header1.xml><?xml version="1.0" encoding="utf-8"?>
+<w:hdr xmlns:wpc="http://schemas.microsoft.com/office/word/2010/wordprocessingCanvas" xmlns:cx="http://schemas.microsoft.com/office/drawing/2014/chartex" xmlns:cx1="http://schemas.microsoft.com/office/drawing/2015/9/8/chartex" xmlns:cx2="http://schemas.microsoft.com/office/drawing/2015/10/21/chartex" xmlns:cx3="http://schemas.microsoft.com/office/drawing/2016/5/9/chartex" xmlns:cx4="http://schemas.microsoft.com/office/drawing/2016/5/10/chartex" xmlns:cx5="http://schemas.microsoft.com/office/drawing/2016/5/11/chartex" xmlns:cx6="http://schemas.microsoft.com/office/drawing/2016/5/12/chartex" xmlns:cx7="http://schemas.microsoft.com/office/drawing/2016/5/13/chartex" xmlns:cx8="http://schemas.microsoft.com/office/drawing/2016/5/14/chartex" xmlns:mc="http://schemas.openxmlformats.org/markup-compatibility/2006" xmlns:aink="http://schemas.microsoft.com/office/drawing/2016/ink" xmlns:am3d="http://schemas.microsoft.com/office/drawing/2017/model3d" xmlns:o="urn:schemas-microsoft-com:office:office" xmlns:oel="http://schemas.microsoft.com/office/2019/extlst" xmlns:r="http://schemas.openxmlformats.org/officeDocument/2006/relationships" xmlns:m="http://schemas.openxmlformats.org/officeDocument/2006/math" xmlns:v="urn:schemas-microsoft-com:vml" xmlns:wp14="http://schemas.microsoft.com/office/word/2010/wordprocessingDrawing" xmlns:wp="http://schemas.openxmlformats.org/drawingml/2006/wordprocessingDrawing" xmlns:w10="urn:schemas-microsoft-com:office:word" xmlns:w="http://schemas.openxmlformats.org/wordprocessingml/2006/main" xmlns:w14="http://schemas.microsoft.com/office/word/2010/wordml" xmlns:w15="http://schemas.microsoft.com/office/word/2012/wordml" xmlns:w16cex="http://schemas.microsoft.com/office/word/2018/wordml/cex" xmlns:w16cid="http://schemas.microsoft.com/office/word/2016/wordml/cid" xmlns:w16="http://schemas.microsoft.com/office/word/2018/wordml" xmlns:w16du="http://schemas.microsoft.com/office/word/2023/wordml/word16du" xmlns:w16sdtdh="http://schemas.microsoft.com/office/word/2020/wordml/sdtdatahash" xmlns:w16sdtfl="http://schemas.microsoft.com/office/word/2024/wordml/sdtformatlock" xmlns:w16se="http://schemas.microsoft.com/office/word/2015/wordml/symex" xmlns:wpg="http://schemas.microsoft.com/office/word/2010/wordprocessingGroup" xmlns:wpi="http://schemas.microsoft.com/office/word/2010/wordprocessingInk" xmlns:wne="http://schemas.microsoft.com/office/word/2006/wordml" xmlns:wps="http://schemas.microsoft.com/office/word/2010/wordprocessingShape" mc:Ignorable="w14 w15 w16se w16cid w16 w16cex w16sdtdh w16sdtfl w16du wp14">
+  <w:p>
+    <w:pPr>
+      <w:pStyle w:val="Kopfzeile"/>
+    </w:pPr>
+  </w:p>
+</w:hdr>
+</file>
+
+<file path=word/header2.xml><?xml version="1.0" encoding="utf-8"?>
 <w:hdr xmlns:wpc="http://schemas.microsoft.com/office/word/2010/wordprocessingCanvas" xmlns:cx="http://schemas.microsoft.com/office/drawing/2014/chartex" xmlns:cx1="http://schemas.microsoft.com/office/drawing/2015/9/8/chartex" xmlns:cx2="http://schemas.microsoft.com/office/drawing/2015/10/21/chartex" xmlns:cx3="http://schemas.microsoft.com/office/drawing/2016/5/9/chartex" xmlns:cx4="http://schemas.microsoft.com/office/drawing/2016/5/10/chartex" xmlns:cx5="http://schemas.microsoft.com/office/drawing/2016/5/11/chartex" xmlns:cx6="http://schemas.microsoft.com/office/drawing/2016/5/12/chartex" xmlns:cx7="http://schemas.microsoft.com/office/drawing/2016/5/13/chartex" xmlns:cx8="http://schemas.microsoft.com/office/drawing/2016/5/14/chartex" xmlns:mc="http://schemas.openxmlformats.org/markup-compatibility/2006" xmlns:aink="http://schemas.microsoft.com/office/drawing/2016/ink" xmlns:am3d="http://schemas.microsoft.com/office/drawing/2017/model3d" xmlns:o="urn:schemas-microsoft-com:office:office" xmlns:oel="http://schemas.microsoft.com/office/2019/extlst" xmlns:r="http://schemas.openxmlformats.org/officeDocument/2006/relationships" xmlns:m="http://schemas.openxmlformats.org/officeDocument/2006/math" xmlns:v="urn:schemas-microsoft-com:vml" xmlns:wp14="http://schemas.microsoft.com/office/word/2010/wordprocessingDrawing" xmlns:wp="http://schemas.openxmlformats.org/drawingml/2006/wordprocessingDrawing" xmlns:w10="urn:schemas-microsoft-com:office:word" xmlns:w="http://schemas.openxmlformats.org/wordprocessingml/2006/main" xmlns:w14="http://schemas.microsoft.com/office/word/2010/wordml" xmlns:w15="http://schemas.microsoft.com/office/word/2012/wordml" xmlns:w16cex="http://schemas.microsoft.com/office/word/2018/wordml/cex" xmlns:w16cid="http://schemas.microsoft.com/office/word/2016/wordml/cid" xmlns:w16="http://schemas.microsoft.com/office/word/2018/wordml" xmlns:w16du="http://schemas.microsoft.com/office/word/2023/wordml/word16du" xmlns:w16sdtdh="http://schemas.microsoft.com/office/word/2020/wordml/sdtdatahash" xmlns:w16sdtfl="http://schemas.microsoft.com/office/word/2024/wordml/sdtformatlock" xmlns:w16se="http://schemas.microsoft.com/office/word/2015/wordml/symex" xmlns:wpg="http://schemas.microsoft.com/office/word/2010/wordprocessingGroup" xmlns:wpi="http://schemas.microsoft.com/office/word/2010/wordprocessingInk" xmlns:wne="http://schemas.microsoft.com/office/word/2006/wordml" xmlns:wps="http://schemas.microsoft.com/office/word/2010/wordprocessingShape" mc:Ignorable="w14 w15 w16se w16cid w16 w16cex w16sdtdh w16sdtfl w16du wp14">
   <w:p>
     <w:pPr>
@@ -940,6 +960,16 @@
     </w:r>
   </w:p>
   <w:bookmarkEnd w:id="0"/>
+</w:hdr>
+</file>
+
+<file path=word/header3.xml><?xml version="1.0" encoding="utf-8"?>
+<w:hdr xmlns:wpc="http://schemas.microsoft.com/office/word/2010/wordprocessingCanvas" xmlns:cx="http://schemas.microsoft.com/office/drawing/2014/chartex" xmlns:cx1="http://schemas.microsoft.com/office/drawing/2015/9/8/chartex" xmlns:cx2="http://schemas.microsoft.com/office/drawing/2015/10/21/chartex" xmlns:cx3="http://schemas.microsoft.com/office/drawing/2016/5/9/chartex" xmlns:cx4="http://schemas.microsoft.com/office/drawing/2016/5/10/chartex" xmlns:cx5="http://schemas.microsoft.com/office/drawing/2016/5/11/chartex" xmlns:cx6="http://schemas.microsoft.com/office/drawing/2016/5/12/chartex" xmlns:cx7="http://schemas.microsoft.com/office/drawing/2016/5/13/chartex" xmlns:cx8="http://schemas.microsoft.com/office/drawing/2016/5/14/chartex" xmlns:mc="http://schemas.openxmlformats.org/markup-compatibility/2006" xmlns:aink="http://schemas.microsoft.com/office/drawing/2016/ink" xmlns:am3d="http://schemas.microsoft.com/office/drawing/2017/model3d" xmlns:o="urn:schemas-microsoft-com:office:office" xmlns:oel="http://schemas.microsoft.com/office/2019/extlst" xmlns:r="http://schemas.openxmlformats.org/officeDocument/2006/relationships" xmlns:m="http://schemas.openxmlformats.org/officeDocument/2006/math" xmlns:v="urn:schemas-microsoft-com:vml" xmlns:wp14="http://schemas.microsoft.com/office/word/2010/wordprocessingDrawing" xmlns:wp="http://schemas.openxmlformats.org/drawingml/2006/wordprocessingDrawing" xmlns:w10="urn:schemas-microsoft-com:office:word" xmlns:w="http://schemas.openxmlformats.org/wordprocessingml/2006/main" xmlns:w14="http://schemas.microsoft.com/office/word/2010/wordml" xmlns:w15="http://schemas.microsoft.com/office/word/2012/wordml" xmlns:w16cex="http://schemas.microsoft.com/office/word/2018/wordml/cex" xmlns:w16cid="http://schemas.microsoft.com/office/word/2016/wordml/cid" xmlns:w16="http://schemas.microsoft.com/office/word/2018/wordml" xmlns:w16du="http://schemas.microsoft.com/office/word/2023/wordml/word16du" xmlns:w16sdtdh="http://schemas.microsoft.com/office/word/2020/wordml/sdtdatahash" xmlns:w16sdtfl="http://schemas.microsoft.com/office/word/2024/wordml/sdtformatlock" xmlns:w16se="http://schemas.microsoft.com/office/word/2015/wordml/symex" xmlns:wpg="http://schemas.microsoft.com/office/word/2010/wordprocessingGroup" xmlns:wpi="http://schemas.microsoft.com/office/word/2010/wordprocessingInk" xmlns:wne="http://schemas.microsoft.com/office/word/2006/wordml" xmlns:wps="http://schemas.microsoft.com/office/word/2010/wordprocessingShape" mc:Ignorable="w14 w15 w16se w16cid w16 w16cex w16sdtdh w16sdtfl w16du wp14">
+  <w:p>
+    <w:pPr>
+      <w:pStyle w:val="Kopfzeile"/>
+    </w:pPr>
+  </w:p>
 </w:hdr>
 </file>
 
@@ -2424,6 +2454,7 @@
   <w:style w:type="character" w:default="1" w:styleId="Absatz-Standardschriftart">
     <w:name w:val="Default Paragraph Font"/>
     <w:uiPriority w:val="1"/>
+    <w:semiHidden/>
     <w:unhideWhenUsed/>
   </w:style>
   <w:style w:type="table" w:default="1" w:styleId="NormaleTabelle">
@@ -3262,10 +3293,27 @@
 </file>
 
 <file path=customXml/item1.xml><?xml version="1.0" encoding="utf-8"?>
-<b:Sources xmlns:b="http://schemas.openxmlformats.org/officeDocument/2006/bibliography" xmlns="http://schemas.openxmlformats.org/officeDocument/2006/bibliography" SelectedStyle="\APASixthEditionOfficeOnline.xsl" StyleName="APA" Version="6"/>
+<p:properties xmlns:p="http://schemas.microsoft.com/office/2006/metadata/properties" xmlns:xsi="http://www.w3.org/2001/XMLSchema-instance" xmlns:pc="http://schemas.microsoft.com/office/infopath/2007/PartnerControls">
+  <documentManagement>
+    <lcf76f155ced4ddcb4097134ff3c332f xmlns="ce845253-6e9d-4bc8-9275-66ebf67b5f7f">
+      <Terms xmlns="http://schemas.microsoft.com/office/infopath/2007/PartnerControls"/>
+    </lcf76f155ced4ddcb4097134ff3c332f>
+    <TaxCatchAll xmlns="34fcaa06-6106-429f-adc6-b905d1099084" xsi:nil="true"/>
+    <_x0032_025_x002d_23_x002d_05Kaderschule1 xmlns="ce845253-6e9d-4bc8-9275-66ebf67b5f7f" xsi:nil="true"/>
+  </documentManagement>
+</p:properties>
 </file>
 
 <file path=customXml/item2.xml><?xml version="1.0" encoding="utf-8"?>
+<?mso-contentType ?>
+<FormTemplates xmlns="http://schemas.microsoft.com/sharepoint/v3/contenttype/forms">
+  <Display>DocumentLibraryForm</Display>
+  <Edit>DocumentLibraryForm</Edit>
+  <New>DocumentLibraryForm</New>
+</FormTemplates>
+</file>
+
+<file path=customXml/item3.xml><?xml version="1.0" encoding="utf-8"?>
 <ct:contentTypeSchema xmlns:ct="http://schemas.microsoft.com/office/2006/metadata/contentType" xmlns:ma="http://schemas.microsoft.com/office/2006/metadata/properties/metaAttributes" ct:_="" ma:_="" ma:contentTypeName="Dokument" ma:contentTypeID="0x0101003C1ED6C60989E140868B48E2B7533860" ma:contentTypeVersion="17" ma:contentTypeDescription="Ein neues Dokument erstellen." ma:contentTypeScope="" ma:versionID="e2574d334e6f0af8b6a3418ce9820d23">
   <xsd:schema xmlns:xsd="http://www.w3.org/2001/XMLSchema" xmlns:xs="http://www.w3.org/2001/XMLSchema" xmlns:p="http://schemas.microsoft.com/office/2006/metadata/properties" xmlns:ns2="34fcaa06-6106-429f-adc6-b905d1099084" xmlns:ns3="ce845253-6e9d-4bc8-9275-66ebf67b5f7f" targetNamespace="http://schemas.microsoft.com/office/2006/metadata/properties" ma:root="true" ma:fieldsID="3b95117b676cd2910224278087928b49" ns2:_="" ns3:_="">
     <xsd:import namespace="34fcaa06-6106-429f-adc6-b905d1099084"/>
@@ -3514,36 +3562,30 @@
 </ct:contentTypeSchema>
 </file>
 
-<file path=customXml/item3.xml><?xml version="1.0" encoding="utf-8"?>
-<?mso-contentType ?>
-<FormTemplates xmlns="http://schemas.microsoft.com/sharepoint/v3/contenttype/forms">
-  <Display>DocumentLibraryForm</Display>
-  <Edit>DocumentLibraryForm</Edit>
-  <New>DocumentLibraryForm</New>
-</FormTemplates>
-</file>
-
 <file path=customXml/item4.xml><?xml version="1.0" encoding="utf-8"?>
-<p:properties xmlns:p="http://schemas.microsoft.com/office/2006/metadata/properties" xmlns:xsi="http://www.w3.org/2001/XMLSchema-instance" xmlns:pc="http://schemas.microsoft.com/office/infopath/2007/PartnerControls">
-  <documentManagement>
-    <lcf76f155ced4ddcb4097134ff3c332f xmlns="ce845253-6e9d-4bc8-9275-66ebf67b5f7f">
-      <Terms xmlns="http://schemas.microsoft.com/office/infopath/2007/PartnerControls"/>
-    </lcf76f155ced4ddcb4097134ff3c332f>
-    <TaxCatchAll xmlns="34fcaa06-6106-429f-adc6-b905d1099084" xsi:nil="true"/>
-    <_x0032_025_x002d_23_x002d_05Kaderschule1 xmlns="ce845253-6e9d-4bc8-9275-66ebf67b5f7f" xsi:nil="true"/>
-  </documentManagement>
-</p:properties>
+<b:Sources xmlns:b="http://schemas.openxmlformats.org/officeDocument/2006/bibliography" xmlns="http://schemas.openxmlformats.org/officeDocument/2006/bibliography" SelectedStyle="\APASixthEditionOfficeOnline.xsl" StyleName="APA" Version="6"/>
 </file>
 
 <file path=customXml/itemProps1.xml><?xml version="1.0" encoding="utf-8"?>
-<ds:datastoreItem xmlns:ds="http://schemas.openxmlformats.org/officeDocument/2006/customXml" ds:itemID="{80B0D72D-BEF2-4A18-A6D0-AAF78C0A786B}">
+<ds:datastoreItem xmlns:ds="http://schemas.openxmlformats.org/officeDocument/2006/customXml" ds:itemID="{C9BF2264-C75E-4342-8795-BAFEBA2368D4}">
   <ds:schemaRefs>
-    <ds:schemaRef ds:uri="http://schemas.openxmlformats.org/officeDocument/2006/bibliography"/>
+    <ds:schemaRef ds:uri="http://schemas.microsoft.com/office/2006/metadata/properties"/>
+    <ds:schemaRef ds:uri="http://schemas.microsoft.com/office/infopath/2007/PartnerControls"/>
+    <ds:schemaRef ds:uri="ce845253-6e9d-4bc8-9275-66ebf67b5f7f"/>
+    <ds:schemaRef ds:uri="34fcaa06-6106-429f-adc6-b905d1099084"/>
   </ds:schemaRefs>
 </ds:datastoreItem>
 </file>
 
 <file path=customXml/itemProps2.xml><?xml version="1.0" encoding="utf-8"?>
+<ds:datastoreItem xmlns:ds="http://schemas.openxmlformats.org/officeDocument/2006/customXml" ds:itemID="{DA6DDDED-117C-48EF-ACB8-C58A2D1E031F}">
+  <ds:schemaRefs>
+    <ds:schemaRef ds:uri="http://schemas.microsoft.com/sharepoint/v3/contenttype/forms"/>
+  </ds:schemaRefs>
+</ds:datastoreItem>
+</file>
+
+<file path=customXml/itemProps3.xml><?xml version="1.0" encoding="utf-8"?>
 <ds:datastoreItem xmlns:ds="http://schemas.openxmlformats.org/officeDocument/2006/customXml" ds:itemID="{FE2C923A-F0D5-4F80-8535-49052AA4C198}">
   <ds:schemaRefs>
     <ds:schemaRef ds:uri="http://schemas.microsoft.com/office/2006/metadata/contentType"/>
@@ -3562,21 +3604,10 @@
 </ds:datastoreItem>
 </file>
 
-<file path=customXml/itemProps3.xml><?xml version="1.0" encoding="utf-8"?>
-<ds:datastoreItem xmlns:ds="http://schemas.openxmlformats.org/officeDocument/2006/customXml" ds:itemID="{DA6DDDED-117C-48EF-ACB8-C58A2D1E031F}">
+<file path=customXml/itemProps4.xml><?xml version="1.0" encoding="utf-8"?>
+<ds:datastoreItem xmlns:ds="http://schemas.openxmlformats.org/officeDocument/2006/customXml" ds:itemID="{80B0D72D-BEF2-4A18-A6D0-AAF78C0A786B}">
   <ds:schemaRefs>
-    <ds:schemaRef ds:uri="http://schemas.microsoft.com/sharepoint/v3/contenttype/forms"/>
-  </ds:schemaRefs>
-</ds:datastoreItem>
-</file>
-
-<file path=customXml/itemProps4.xml><?xml version="1.0" encoding="utf-8"?>
-<ds:datastoreItem xmlns:ds="http://schemas.openxmlformats.org/officeDocument/2006/customXml" ds:itemID="{C9BF2264-C75E-4342-8795-BAFEBA2368D4}">
-  <ds:schemaRefs>
-    <ds:schemaRef ds:uri="http://schemas.microsoft.com/office/2006/metadata/properties"/>
-    <ds:schemaRef ds:uri="http://schemas.microsoft.com/office/infopath/2007/PartnerControls"/>
-    <ds:schemaRef ds:uri="ce845253-6e9d-4bc8-9275-66ebf67b5f7f"/>
-    <ds:schemaRef ds:uri="34fcaa06-6106-429f-adc6-b905d1099084"/>
+    <ds:schemaRef ds:uri="http://schemas.openxmlformats.org/officeDocument/2006/bibliography"/>
   </ds:schemaRefs>
 </ds:datastoreItem>
 </file>